--- a/docs/role-dashboard-fact-sheets/word/ZimHVAC-org-admin.docx
+++ b/docs/role-dashboard-fact-sheets/word/ZimHVAC-org-admin.docx
@@ -33,7 +33,7 @@
         <w:t xml:space="preserve">/dashboard</w:t>
       </w:r>
       <w:r>
-        <w:t xml:space="preserve"> ("Admin Dashboard") and </w:t>
+        <w:t xml:space="preserve"> ("Admin Dashboard"), </w:t>
       </w:r>
       <w:r>
         <w:rPr>
@@ -44,17 +44,7 @@
         <w:t xml:space="preserve">/admin</w:t>
       </w:r>
       <w:r>
-        <w:t xml:space="preserve"> (Compliance Dashboard)  |  </w:t>
-      </w:r>
-      <w:r>
-        <w:rPr>
-          <w:b/>
-          <w:bCs/>
-        </w:rPr>
-        <w:t xml:space="preserve">Role in system:</w:t>
-      </w:r>
-      <w:r>
-        <w:t xml:space="preserve"> </w:t>
+        <w:t xml:space="preserve"> (Compliance Dashboard), </w:t>
       </w:r>
       <w:r>
         <w:rPr>
@@ -62,60 +52,20 @@
           <w:sz w:val="20"/>
           <w:szCs w:val="20"/>
         </w:rPr>
-        <w:t xml:space="preserve">org_admin</w:t>
-      </w:r>
-      <w:r>
-        <w:t xml:space="preserve">  |  </w:t>
-      </w:r>
-      <w:r>
-        <w:rPr>
-          <w:b/>
-          <w:bCs/>
-        </w:rPr>
-        <w:t xml:space="preserve">Test login:</w:t>
-      </w:r>
-      <w:r>
-        <w:t xml:space="preserve"> orgadmin@zimhvacregistry.org</w:t>
-      </w:r>
-    </w:p>
-    <w:p>
-      <w:pPr>
-        <w:pStyle w:val="Heading2"/>
-      </w:pPr>
-      <w:r>
-        <w:t xml:space="preserve">Purpose</w:t>
-      </w:r>
-    </w:p>
-    <w:p>
-      <w:pPr>
-        <w:spacing w:after="120"/>
-      </w:pPr>
-      <w:r>
-        <w:t xml:space="preserve">Program-wide oversight: monitor the technician registry, approve courses, certificates, suppliers and reorders, track accidents and refrigerant volumes, and manage users.</w:t>
-      </w:r>
-    </w:p>
-    <w:p>
-      <w:pPr>
-        <w:pStyle w:val="Heading2"/>
-      </w:pPr>
-      <w:r>
-        <w:t xml:space="preserve">Who it's for</w:t>
-      </w:r>
-    </w:p>
-    <w:p>
-      <w:pPr>
-        <w:spacing w:after="120"/>
-      </w:pPr>
-      <w:r>
-        <w:t xml:space="preserve">HEVACRAZ program administrators. This is the highest role in the app; there is no separate super-admin.</w:t>
-      </w:r>
-    </w:p>
-    <w:p>
-      <w:pPr>
-        <w:pStyle w:val="Heading2"/>
-      </w:pPr>
-      <w:r>
-        <w:t xml:space="preserve">Admin Dashboard (</w:t>
+        <w:t xml:space="preserve">/nou-dashboard</w:t>
+      </w:r>
+      <w:r>
+        <w:t xml:space="preserve"> (NOU Dashboard)  |  </w:t>
+      </w:r>
+      <w:r>
+        <w:rPr>
+          <w:b/>
+          <w:bCs/>
+        </w:rPr>
+        <w:t xml:space="preserve">Role in system:</w:t>
+      </w:r>
+      <w:r>
+        <w:t xml:space="preserve"> </w:t>
       </w:r>
       <w:r>
         <w:rPr>
@@ -123,6 +73,54 @@
           <w:sz w:val="20"/>
           <w:szCs w:val="20"/>
         </w:rPr>
+        <w:t xml:space="preserve">org_admin</w:t>
+      </w:r>
+    </w:p>
+    <w:p>
+      <w:pPr>
+        <w:pStyle w:val="Heading2"/>
+      </w:pPr>
+      <w:r>
+        <w:t xml:space="preserve">Purpose</w:t>
+      </w:r>
+    </w:p>
+    <w:p>
+      <w:pPr>
+        <w:spacing w:after="120"/>
+      </w:pPr>
+      <w:r>
+        <w:t xml:space="preserve">Program-wide oversight: see everything that needs your action, monitor the technician registry, approve applications, courses, certificates, suppliers and reorders, and report on refrigerant volumes.</w:t>
+      </w:r>
+    </w:p>
+    <w:p>
+      <w:pPr>
+        <w:pStyle w:val="Heading2"/>
+      </w:pPr>
+      <w:r>
+        <w:t xml:space="preserve">Who it's for</w:t>
+      </w:r>
+    </w:p>
+    <w:p>
+      <w:pPr>
+        <w:spacing w:after="120"/>
+      </w:pPr>
+      <w:r>
+        <w:t xml:space="preserve">HEVACRAZ program administrators. This is the highest role in the app. There is no separate super-admin, and administrator accounts cannot be self-registered: an existing administrator invites them from the Invites page.</w:t>
+      </w:r>
+    </w:p>
+    <w:p>
+      <w:pPr>
+        <w:pStyle w:val="Heading2"/>
+      </w:pPr>
+      <w:r>
+        <w:t xml:space="preserve">Admin Dashboard (</w:t>
+      </w:r>
+      <w:r>
+        <w:rPr>
+          <w:rFonts w:ascii="Consolas" w:cs="Consolas" w:eastAsia="Consolas" w:hAnsi="Consolas"/>
+          <w:sz w:val="20"/>
+          <w:szCs w:val="20"/>
+        </w:rPr>
         <w:t xml:space="preserve">/dashboard</w:t>
       </w:r>
       <w:r>
@@ -134,17 +132,23 @@
         <w:spacing w:after="120"/>
       </w:pPr>
       <w:r>
-        <w:t xml:space="preserve">Header has a date filter (Today / Week / Month) and a </w:t>
-      </w:r>
-      <w:r>
-        <w:rPr>
-          <w:b/>
-          <w:bCs/>
-        </w:rPr>
-        <w:t xml:space="preserve">province filter</w:t>
-      </w:r>
-      <w:r>
-        <w:t xml:space="preserve">.</w:t>
+        <w:t xml:space="preserve">The header has a Today / This Week / This Month filter and a province filter.</w:t>
+      </w:r>
+    </w:p>
+    <w:p>
+      <w:pPr>
+        <w:pStyle w:val="Heading3"/>
+      </w:pPr>
+      <w:r>
+        <w:t xml:space="preserve">Needs your action</w:t>
+      </w:r>
+    </w:p>
+    <w:p>
+      <w:pPr>
+        <w:spacing w:after="120"/>
+      </w:pPr>
+      <w:r>
+        <w:t xml:space="preserve">The first panel lists everything waiting on an administrator, with a count and a link for each item that has something waiting. It refreshes every minute. When nothing is waiting it says you are all caught up.</w:t>
       </w:r>
     </w:p>
     <w:tbl>
@@ -160,9 +164,8 @@
         </w:tblBorders>
       </w:tblPr>
       <w:tblGrid>
-        <w:gridCol w:w="3120"/>
-        <w:gridCol w:w="3120"/>
-        <w:gridCol w:w="3120"/>
+        <w:gridCol w:w="2808"/>
+        <w:gridCol w:w="6552"/>
       </w:tblGrid>
       <w:tr>
         <w:trPr>
@@ -170,7 +173,7 @@
         </w:trPr>
         <w:tc>
           <w:tcPr>
-            <w:tcW w:type="dxa" w:w="3120"/>
+            <w:tcW w:type="dxa" w:w="2808"/>
             <w:tcBorders>
               <w:top w:val="single" w:color="D6D3D1" w:sz="4"/>
               <w:left w:val="single" w:color="D6D3D1" w:sz="4"/>
@@ -193,13 +196,13 @@
                 <w:sz w:val="20"/>
                 <w:szCs w:val="20"/>
               </w:rPr>
-              <w:t xml:space="preserve">Card</w:t>
-            </w:r>
-          </w:p>
-        </w:tc>
-        <w:tc>
-          <w:tcPr>
-            <w:tcW w:type="dxa" w:w="3120"/>
+              <w:t xml:space="preserve">Item</w:t>
+            </w:r>
+          </w:p>
+        </w:tc>
+        <w:tc>
+          <w:tcPr>
+            <w:tcW w:type="dxa" w:w="6552"/>
             <w:tcBorders>
               <w:top w:val="single" w:color="D6D3D1" w:sz="4"/>
               <w:left w:val="single" w:color="D6D3D1" w:sz="4"/>
@@ -222,13 +225,562 @@
                 <w:sz w:val="20"/>
                 <w:szCs w:val="20"/>
               </w:rPr>
-              <w:t xml:space="preserve">What it shows</w:t>
-            </w:r>
-          </w:p>
-        </w:tc>
-        <w:tc>
-          <w:tcPr>
-            <w:tcW w:type="dxa" w:w="3120"/>
+              <w:t xml:space="preserve">Where it links</w:t>
+            </w:r>
+          </w:p>
+        </w:tc>
+      </w:tr>
+      <w:tr>
+        <w:trPr>
+          <w:cantSplit/>
+        </w:trPr>
+        <w:tc>
+          <w:tcPr>
+            <w:tcW w:type="dxa" w:w="2808"/>
+            <w:tcBorders>
+              <w:top w:val="single" w:color="D6D3D1" w:sz="4"/>
+              <w:left w:val="single" w:color="D6D3D1" w:sz="4"/>
+              <w:bottom w:val="single" w:color="D6D3D1" w:sz="4"/>
+              <w:right w:val="single" w:color="D6D3D1" w:sz="4"/>
+            </w:tcBorders>
+            <w:tcMar>
+              <w:top w:type="dxa" w:w="60"/>
+              <w:left w:type="dxa" w:w="100"/>
+              <w:bottom w:type="dxa" w:w="60"/>
+              <w:right w:type="dxa" w:w="100"/>
+            </w:tcMar>
+          </w:tcPr>
+          <w:p>
+            <w:r>
+              <w:rPr>
+                <w:sz w:val="20"/>
+                <w:szCs w:val="20"/>
+              </w:rPr>
+              <w:t xml:space="preserve">Registration applications to review (applicants who have confirmed their email; a note says how many more are waiting on the applicant)</w:t>
+            </w:r>
+          </w:p>
+        </w:tc>
+        <w:tc>
+          <w:tcPr>
+            <w:tcW w:type="dxa" w:w="6552"/>
+            <w:tcBorders>
+              <w:top w:val="single" w:color="D6D3D1" w:sz="4"/>
+              <w:left w:val="single" w:color="D6D3D1" w:sz="4"/>
+              <w:bottom w:val="single" w:color="D6D3D1" w:sz="4"/>
+              <w:right w:val="single" w:color="D6D3D1" w:sz="4"/>
+            </w:tcBorders>
+            <w:tcMar>
+              <w:top w:type="dxa" w:w="60"/>
+              <w:left w:type="dxa" w:w="100"/>
+              <w:bottom w:type="dxa" w:w="60"/>
+              <w:right w:type="dxa" w:w="100"/>
+            </w:tcMar>
+          </w:tcPr>
+          <w:p>
+            <w:r>
+              <w:rPr>
+                <w:sz w:val="20"/>
+                <w:szCs w:val="20"/>
+              </w:rPr>
+              <w:t xml:space="preserve">Applications</w:t>
+            </w:r>
+          </w:p>
+        </w:tc>
+      </w:tr>
+      <w:tr>
+        <w:trPr>
+          <w:cantSplit/>
+        </w:trPr>
+        <w:tc>
+          <w:tcPr>
+            <w:tcW w:type="dxa" w:w="2808"/>
+            <w:tcBorders>
+              <w:top w:val="single" w:color="D6D3D1" w:sz="4"/>
+              <w:left w:val="single" w:color="D6D3D1" w:sz="4"/>
+              <w:bottom w:val="single" w:color="D6D3D1" w:sz="4"/>
+              <w:right w:val="single" w:color="D6D3D1" w:sz="4"/>
+            </w:tcBorders>
+            <w:tcMar>
+              <w:top w:type="dxa" w:w="60"/>
+              <w:left w:type="dxa" w:w="100"/>
+              <w:bottom w:type="dxa" w:w="60"/>
+              <w:right w:type="dxa" w:w="100"/>
+            </w:tcMar>
+          </w:tcPr>
+          <w:p>
+            <w:r>
+              <w:rPr>
+                <w:sz w:val="20"/>
+                <w:szCs w:val="20"/>
+              </w:rPr>
+              <w:t xml:space="preserve">COC requests to review</w:t>
+            </w:r>
+          </w:p>
+        </w:tc>
+        <w:tc>
+          <w:tcPr>
+            <w:tcW w:type="dxa" w:w="6552"/>
+            <w:tcBorders>
+              <w:top w:val="single" w:color="D6D3D1" w:sz="4"/>
+              <w:left w:val="single" w:color="D6D3D1" w:sz="4"/>
+              <w:bottom w:val="single" w:color="D6D3D1" w:sz="4"/>
+              <w:right w:val="single" w:color="D6D3D1" w:sz="4"/>
+            </w:tcBorders>
+            <w:tcMar>
+              <w:top w:type="dxa" w:w="60"/>
+              <w:left w:type="dxa" w:w="100"/>
+              <w:bottom w:type="dxa" w:w="60"/>
+              <w:right w:type="dxa" w:w="100"/>
+            </w:tcMar>
+          </w:tcPr>
+          <w:p>
+            <w:r>
+              <w:rPr>
+                <w:sz w:val="20"/>
+                <w:szCs w:val="20"/>
+              </w:rPr>
+              <w:t xml:space="preserve">COC Requests</w:t>
+            </w:r>
+          </w:p>
+        </w:tc>
+      </w:tr>
+      <w:tr>
+        <w:trPr>
+          <w:cantSplit/>
+        </w:trPr>
+        <w:tc>
+          <w:tcPr>
+            <w:tcW w:type="dxa" w:w="2808"/>
+            <w:tcBorders>
+              <w:top w:val="single" w:color="D6D3D1" w:sz="4"/>
+              <w:left w:val="single" w:color="D6D3D1" w:sz="4"/>
+              <w:bottom w:val="single" w:color="D6D3D1" w:sz="4"/>
+              <w:right w:val="single" w:color="D6D3D1" w:sz="4"/>
+            </w:tcBorders>
+            <w:tcMar>
+              <w:top w:type="dxa" w:w="60"/>
+              <w:left w:type="dxa" w:w="100"/>
+              <w:bottom w:type="dxa" w:w="60"/>
+              <w:right w:type="dxa" w:w="100"/>
+            </w:tcMar>
+          </w:tcPr>
+          <w:p>
+            <w:r>
+              <w:rPr>
+                <w:sz w:val="20"/>
+                <w:szCs w:val="20"/>
+              </w:rPr>
+              <w:t xml:space="preserve">Certificate requests to approve, and approved certificates to issue</w:t>
+            </w:r>
+          </w:p>
+        </w:tc>
+        <w:tc>
+          <w:tcPr>
+            <w:tcW w:type="dxa" w:w="6552"/>
+            <w:tcBorders>
+              <w:top w:val="single" w:color="D6D3D1" w:sz="4"/>
+              <w:left w:val="single" w:color="D6D3D1" w:sz="4"/>
+              <w:bottom w:val="single" w:color="D6D3D1" w:sz="4"/>
+              <w:right w:val="single" w:color="D6D3D1" w:sz="4"/>
+            </w:tcBorders>
+            <w:tcMar>
+              <w:top w:type="dxa" w:w="60"/>
+              <w:left w:type="dxa" w:w="100"/>
+              <w:bottom w:type="dxa" w:w="60"/>
+              <w:right w:type="dxa" w:w="100"/>
+            </w:tcMar>
+          </w:tcPr>
+          <w:p>
+            <w:r>
+              <w:rPr>
+                <w:sz w:val="20"/>
+                <w:szCs w:val="20"/>
+              </w:rPr>
+              <w:t xml:space="preserve">Certifications</w:t>
+            </w:r>
+          </w:p>
+        </w:tc>
+      </w:tr>
+      <w:tr>
+        <w:trPr>
+          <w:cantSplit/>
+        </w:trPr>
+        <w:tc>
+          <w:tcPr>
+            <w:tcW w:type="dxa" w:w="2808"/>
+            <w:tcBorders>
+              <w:top w:val="single" w:color="D6D3D1" w:sz="4"/>
+              <w:left w:val="single" w:color="D6D3D1" w:sz="4"/>
+              <w:bottom w:val="single" w:color="D6D3D1" w:sz="4"/>
+              <w:right w:val="single" w:color="D6D3D1" w:sz="4"/>
+            </w:tcBorders>
+            <w:tcMar>
+              <w:top w:type="dxa" w:w="60"/>
+              <w:left w:type="dxa" w:w="100"/>
+              <w:bottom w:type="dxa" w:w="60"/>
+              <w:right w:type="dxa" w:w="100"/>
+            </w:tcMar>
+          </w:tcPr>
+          <w:p>
+            <w:r>
+              <w:rPr>
+                <w:sz w:val="20"/>
+                <w:szCs w:val="20"/>
+              </w:rPr>
+              <w:t xml:space="preserve">Courses awaiting approval</w:t>
+            </w:r>
+          </w:p>
+        </w:tc>
+        <w:tc>
+          <w:tcPr>
+            <w:tcW w:type="dxa" w:w="6552"/>
+            <w:tcBorders>
+              <w:top w:val="single" w:color="D6D3D1" w:sz="4"/>
+              <w:left w:val="single" w:color="D6D3D1" w:sz="4"/>
+              <w:bottom w:val="single" w:color="D6D3D1" w:sz="4"/>
+              <w:right w:val="single" w:color="D6D3D1" w:sz="4"/>
+            </w:tcBorders>
+            <w:tcMar>
+              <w:top w:type="dxa" w:w="60"/>
+              <w:left w:type="dxa" w:w="100"/>
+              <w:bottom w:type="dxa" w:w="60"/>
+              <w:right w:type="dxa" w:w="100"/>
+            </w:tcMar>
+          </w:tcPr>
+          <w:p>
+            <w:r>
+              <w:rPr>
+                <w:sz w:val="20"/>
+                <w:szCs w:val="20"/>
+              </w:rPr>
+              <w:t xml:space="preserve">Course Approvals</w:t>
+            </w:r>
+          </w:p>
+        </w:tc>
+      </w:tr>
+      <w:tr>
+        <w:trPr>
+          <w:cantSplit/>
+        </w:trPr>
+        <w:tc>
+          <w:tcPr>
+            <w:tcW w:type="dxa" w:w="2808"/>
+            <w:tcBorders>
+              <w:top w:val="single" w:color="D6D3D1" w:sz="4"/>
+              <w:left w:val="single" w:color="D6D3D1" w:sz="4"/>
+              <w:bottom w:val="single" w:color="D6D3D1" w:sz="4"/>
+              <w:right w:val="single" w:color="D6D3D1" w:sz="4"/>
+            </w:tcBorders>
+            <w:tcMar>
+              <w:top w:type="dxa" w:w="60"/>
+              <w:left w:type="dxa" w:w="100"/>
+              <w:bottom w:type="dxa" w:w="60"/>
+              <w:right w:type="dxa" w:w="100"/>
+            </w:tcMar>
+          </w:tcPr>
+          <w:p>
+            <w:r>
+              <w:rPr>
+                <w:sz w:val="20"/>
+                <w:szCs w:val="20"/>
+              </w:rPr>
+              <w:t xml:space="preserve">Refrigerant reorders to review</w:t>
+            </w:r>
+          </w:p>
+        </w:tc>
+        <w:tc>
+          <w:tcPr>
+            <w:tcW w:type="dxa" w:w="6552"/>
+            <w:tcBorders>
+              <w:top w:val="single" w:color="D6D3D1" w:sz="4"/>
+              <w:left w:val="single" w:color="D6D3D1" w:sz="4"/>
+              <w:bottom w:val="single" w:color="D6D3D1" w:sz="4"/>
+              <w:right w:val="single" w:color="D6D3D1" w:sz="4"/>
+            </w:tcBorders>
+            <w:tcMar>
+              <w:top w:type="dxa" w:w="60"/>
+              <w:left w:type="dxa" w:w="100"/>
+              <w:bottom w:type="dxa" w:w="60"/>
+              <w:right w:type="dxa" w:w="100"/>
+            </w:tcMar>
+          </w:tcPr>
+          <w:p>
+            <w:r>
+              <w:rPr>
+                <w:sz w:val="20"/>
+                <w:szCs w:val="20"/>
+              </w:rPr>
+              <w:t xml:space="preserve">NOU Dashboard</w:t>
+            </w:r>
+          </w:p>
+        </w:tc>
+      </w:tr>
+      <w:tr>
+        <w:trPr>
+          <w:cantSplit/>
+        </w:trPr>
+        <w:tc>
+          <w:tcPr>
+            <w:tcW w:type="dxa" w:w="2808"/>
+            <w:tcBorders>
+              <w:top w:val="single" w:color="D6D3D1" w:sz="4"/>
+              <w:left w:val="single" w:color="D6D3D1" w:sz="4"/>
+              <w:bottom w:val="single" w:color="D6D3D1" w:sz="4"/>
+              <w:right w:val="single" w:color="D6D3D1" w:sz="4"/>
+            </w:tcBorders>
+            <w:tcMar>
+              <w:top w:type="dxa" w:w="60"/>
+              <w:left w:type="dxa" w:w="100"/>
+              <w:bottom w:type="dxa" w:w="60"/>
+              <w:right w:type="dxa" w:w="100"/>
+            </w:tcMar>
+          </w:tcPr>
+          <w:p>
+            <w:r>
+              <w:rPr>
+                <w:sz w:val="20"/>
+                <w:szCs w:val="20"/>
+              </w:rPr>
+              <w:t xml:space="preserve">Supplier compliance certificates to review</w:t>
+            </w:r>
+          </w:p>
+        </w:tc>
+        <w:tc>
+          <w:tcPr>
+            <w:tcW w:type="dxa" w:w="6552"/>
+            <w:tcBorders>
+              <w:top w:val="single" w:color="D6D3D1" w:sz="4"/>
+              <w:left w:val="single" w:color="D6D3D1" w:sz="4"/>
+              <w:bottom w:val="single" w:color="D6D3D1" w:sz="4"/>
+              <w:right w:val="single" w:color="D6D3D1" w:sz="4"/>
+            </w:tcBorders>
+            <w:tcMar>
+              <w:top w:type="dxa" w:w="60"/>
+              <w:left w:type="dxa" w:w="100"/>
+              <w:bottom w:type="dxa" w:w="60"/>
+              <w:right w:type="dxa" w:w="100"/>
+            </w:tcMar>
+          </w:tcPr>
+          <w:p>
+            <w:r>
+              <w:rPr>
+                <w:sz w:val="20"/>
+                <w:szCs w:val="20"/>
+              </w:rPr>
+              <w:t xml:space="preserve">Supplier Compliance</w:t>
+            </w:r>
+          </w:p>
+        </w:tc>
+      </w:tr>
+      <w:tr>
+        <w:trPr>
+          <w:cantSplit/>
+        </w:trPr>
+        <w:tc>
+          <w:tcPr>
+            <w:tcW w:type="dxa" w:w="2808"/>
+            <w:tcBorders>
+              <w:top w:val="single" w:color="D6D3D1" w:sz="4"/>
+              <w:left w:val="single" w:color="D6D3D1" w:sz="4"/>
+              <w:bottom w:val="single" w:color="D6D3D1" w:sz="4"/>
+              <w:right w:val="single" w:color="D6D3D1" w:sz="4"/>
+            </w:tcBorders>
+            <w:tcMar>
+              <w:top w:type="dxa" w:w="60"/>
+              <w:left w:type="dxa" w:w="100"/>
+              <w:bottom w:type="dxa" w:w="60"/>
+              <w:right w:type="dxa" w:w="100"/>
+            </w:tcMar>
+          </w:tcPr>
+          <w:p>
+            <w:r>
+              <w:rPr>
+                <w:sz w:val="20"/>
+                <w:szCs w:val="20"/>
+              </w:rPr>
+              <w:t xml:space="preserve">Trade permits to review</w:t>
+            </w:r>
+          </w:p>
+        </w:tc>
+        <w:tc>
+          <w:tcPr>
+            <w:tcW w:type="dxa" w:w="6552"/>
+            <w:tcBorders>
+              <w:top w:val="single" w:color="D6D3D1" w:sz="4"/>
+              <w:left w:val="single" w:color="D6D3D1" w:sz="4"/>
+              <w:bottom w:val="single" w:color="D6D3D1" w:sz="4"/>
+              <w:right w:val="single" w:color="D6D3D1" w:sz="4"/>
+            </w:tcBorders>
+            <w:tcMar>
+              <w:top w:type="dxa" w:w="60"/>
+              <w:left w:type="dxa" w:w="100"/>
+              <w:bottom w:type="dxa" w:w="60"/>
+              <w:right w:type="dxa" w:w="100"/>
+            </w:tcMar>
+          </w:tcPr>
+          <w:p>
+            <w:r>
+              <w:rPr>
+                <w:sz w:val="20"/>
+                <w:szCs w:val="20"/>
+              </w:rPr>
+              <w:t xml:space="preserve">Permits</w:t>
+            </w:r>
+          </w:p>
+        </w:tc>
+      </w:tr>
+      <w:tr>
+        <w:trPr>
+          <w:cantSplit/>
+        </w:trPr>
+        <w:tc>
+          <w:tcPr>
+            <w:tcW w:type="dxa" w:w="2808"/>
+            <w:tcBorders>
+              <w:top w:val="single" w:color="D6D3D1" w:sz="4"/>
+              <w:left w:val="single" w:color="D6D3D1" w:sz="4"/>
+              <w:bottom w:val="single" w:color="D6D3D1" w:sz="4"/>
+              <w:right w:val="single" w:color="D6D3D1" w:sz="4"/>
+            </w:tcBorders>
+            <w:tcMar>
+              <w:top w:type="dxa" w:w="60"/>
+              <w:left w:type="dxa" w:w="100"/>
+              <w:bottom w:type="dxa" w:w="60"/>
+              <w:right w:type="dxa" w:w="100"/>
+            </w:tcMar>
+          </w:tcPr>
+          <w:p>
+            <w:r>
+              <w:rPr>
+                <w:sz w:val="20"/>
+                <w:szCs w:val="20"/>
+              </w:rPr>
+              <w:t xml:space="preserve">Accident reports still open or under investigation</w:t>
+            </w:r>
+          </w:p>
+        </w:tc>
+        <w:tc>
+          <w:tcPr>
+            <w:tcW w:type="dxa" w:w="6552"/>
+            <w:tcBorders>
+              <w:top w:val="single" w:color="D6D3D1" w:sz="4"/>
+              <w:left w:val="single" w:color="D6D3D1" w:sz="4"/>
+              <w:bottom w:val="single" w:color="D6D3D1" w:sz="4"/>
+              <w:right w:val="single" w:color="D6D3D1" w:sz="4"/>
+            </w:tcBorders>
+            <w:tcMar>
+              <w:top w:type="dxa" w:w="60"/>
+              <w:left w:type="dxa" w:w="100"/>
+              <w:bottom w:type="dxa" w:w="60"/>
+              <w:right w:type="dxa" w:w="100"/>
+            </w:tcMar>
+          </w:tcPr>
+          <w:p>
+            <w:r>
+              <w:rPr>
+                <w:sz w:val="20"/>
+                <w:szCs w:val="20"/>
+              </w:rPr>
+              <w:t xml:space="preserve">Accidents Module</w:t>
+            </w:r>
+          </w:p>
+        </w:tc>
+      </w:tr>
+      <w:tr>
+        <w:trPr>
+          <w:cantSplit/>
+        </w:trPr>
+        <w:tc>
+          <w:tcPr>
+            <w:tcW w:type="dxa" w:w="2808"/>
+            <w:tcBorders>
+              <w:top w:val="single" w:color="D6D3D1" w:sz="4"/>
+              <w:left w:val="single" w:color="D6D3D1" w:sz="4"/>
+              <w:bottom w:val="single" w:color="D6D3D1" w:sz="4"/>
+              <w:right w:val="single" w:color="D6D3D1" w:sz="4"/>
+            </w:tcBorders>
+            <w:tcMar>
+              <w:top w:type="dxa" w:w="60"/>
+              <w:left w:type="dxa" w:w="100"/>
+              <w:bottom w:type="dxa" w:w="60"/>
+              <w:right w:type="dxa" w:w="100"/>
+            </w:tcMar>
+          </w:tcPr>
+          <w:p>
+            <w:r>
+              <w:rPr>
+                <w:sz w:val="20"/>
+                <w:szCs w:val="20"/>
+              </w:rPr>
+              <w:t xml:space="preserve">Reward requests to fulfil</w:t>
+            </w:r>
+          </w:p>
+        </w:tc>
+        <w:tc>
+          <w:tcPr>
+            <w:tcW w:type="dxa" w:w="6552"/>
+            <w:tcBorders>
+              <w:top w:val="single" w:color="D6D3D1" w:sz="4"/>
+              <w:left w:val="single" w:color="D6D3D1" w:sz="4"/>
+              <w:bottom w:val="single" w:color="D6D3D1" w:sz="4"/>
+              <w:right w:val="single" w:color="D6D3D1" w:sz="4"/>
+            </w:tcBorders>
+            <w:tcMar>
+              <w:top w:type="dxa" w:w="60"/>
+              <w:left w:type="dxa" w:w="100"/>
+              <w:bottom w:type="dxa" w:w="60"/>
+              <w:right w:type="dxa" w:w="100"/>
+            </w:tcMar>
+          </w:tcPr>
+          <w:p>
+            <w:r>
+              <w:rPr>
+                <w:sz w:val="20"/>
+                <w:szCs w:val="20"/>
+              </w:rPr>
+              <w:t xml:space="preserve">Rewards</w:t>
+            </w:r>
+          </w:p>
+        </w:tc>
+      </w:tr>
+    </w:tbl>
+    <w:p>
+      <w:pPr>
+        <w:spacing w:after="120"/>
+      </w:pPr>
+    </w:p>
+    <w:p>
+      <w:pPr>
+        <w:pStyle w:val="Heading3"/>
+      </w:pPr>
+      <w:r>
+        <w:t xml:space="preserve">KPI cards</w:t>
+      </w:r>
+    </w:p>
+    <w:tbl>
+      <w:tblPr>
+        <w:tblW w:type="dxa" w:w="9360"/>
+        <w:tblBorders>
+          <w:top w:val="single" w:color="auto" w:sz="4"/>
+          <w:left w:val="single" w:color="auto" w:sz="4"/>
+          <w:bottom w:val="single" w:color="auto" w:sz="4"/>
+          <w:right w:val="single" w:color="auto" w:sz="4"/>
+          <w:insideH w:val="single" w:color="auto" w:sz="4"/>
+          <w:insideV w:val="single" w:color="auto" w:sz="4"/>
+        </w:tblBorders>
+      </w:tblPr>
+      <w:tblGrid>
+        <w:gridCol w:w="2808"/>
+        <w:gridCol w:w="3276"/>
+        <w:gridCol w:w="3276"/>
+      </w:tblGrid>
+      <w:tr>
+        <w:trPr>
+          <w:tblHeader/>
+        </w:trPr>
+        <w:tc>
+          <w:tcPr>
+            <w:tcW w:type="dxa" w:w="2808"/>
             <w:tcBorders>
               <w:top w:val="single" w:color="D6D3D1" w:sz="4"/>
               <w:left w:val="single" w:color="D6D3D1" w:sz="4"/>
@@ -251,15 +803,76 @@
                 <w:sz w:val="20"/>
                 <w:szCs w:val="20"/>
               </w:rPr>
-              <w:t xml:space="preserve">How it's counted</w:t>
+              <w:t xml:space="preserve">Card</w:t>
+            </w:r>
+          </w:p>
+        </w:tc>
+        <w:tc>
+          <w:tcPr>
+            <w:tcW w:type="dxa" w:w="3276"/>
+            <w:tcBorders>
+              <w:top w:val="single" w:color="D6D3D1" w:sz="4"/>
+              <w:left w:val="single" w:color="D6D3D1" w:sz="4"/>
+              <w:bottom w:val="single" w:color="D6D3D1" w:sz="4"/>
+              <w:right w:val="single" w:color="D6D3D1" w:sz="4"/>
+            </w:tcBorders>
+            <w:shd w:fill="F5F5F4" w:color="auto" w:val="clear"/>
+            <w:tcMar>
+              <w:top w:type="dxa" w:w="60"/>
+              <w:left w:type="dxa" w:w="100"/>
+              <w:bottom w:type="dxa" w:w="60"/>
+              <w:right w:type="dxa" w:w="100"/>
+            </w:tcMar>
+          </w:tcPr>
+          <w:p>
+            <w:r>
+              <w:rPr>
+                <w:b/>
+                <w:bCs/>
+                <w:sz w:val="20"/>
+                <w:szCs w:val="20"/>
+              </w:rPr>
+              <w:t xml:space="preserve">What it shows</w:t>
+            </w:r>
+          </w:p>
+        </w:tc>
+        <w:tc>
+          <w:tcPr>
+            <w:tcW w:type="dxa" w:w="3276"/>
+            <w:tcBorders>
+              <w:top w:val="single" w:color="D6D3D1" w:sz="4"/>
+              <w:left w:val="single" w:color="D6D3D1" w:sz="4"/>
+              <w:bottom w:val="single" w:color="D6D3D1" w:sz="4"/>
+              <w:right w:val="single" w:color="D6D3D1" w:sz="4"/>
+            </w:tcBorders>
+            <w:shd w:fill="F5F5F4" w:color="auto" w:val="clear"/>
+            <w:tcMar>
+              <w:top w:type="dxa" w:w="60"/>
+              <w:left w:type="dxa" w:w="100"/>
+              <w:bottom w:type="dxa" w:w="60"/>
+              <w:right w:type="dxa" w:w="100"/>
+            </w:tcMar>
+          </w:tcPr>
+          <w:p>
+            <w:r>
+              <w:rPr>
+                <w:b/>
+                <w:bCs/>
+                <w:sz w:val="20"/>
+                <w:szCs w:val="20"/>
+              </w:rPr>
+              <w:t xml:space="preserve">Follows the filters?</w:t>
             </w:r>
           </w:p>
         </w:tc>
       </w:tr>
       <w:tr>
-        <w:tc>
-          <w:tcPr>
-            <w:tcW w:type="dxa" w:w="3120"/>
+        <w:trPr>
+          <w:cantSplit/>
+        </w:trPr>
+        <w:tc>
+          <w:tcPr>
+            <w:tcW w:type="dxa" w:w="2808"/>
             <w:tcBorders>
               <w:top w:val="single" w:color="D6D3D1" w:sz="4"/>
               <w:left w:val="single" w:color="D6D3D1" w:sz="4"/>
@@ -285,61 +898,64 @@
         </w:tc>
         <w:tc>
           <w:tcPr>
-            <w:tcW w:type="dxa" w:w="3120"/>
-            <w:tcBorders>
-              <w:top w:val="single" w:color="D6D3D1" w:sz="4"/>
-              <w:left w:val="single" w:color="D6D3D1" w:sz="4"/>
-              <w:bottom w:val="single" w:color="D6D3D1" w:sz="4"/>
-              <w:right w:val="single" w:color="D6D3D1" w:sz="4"/>
-            </w:tcBorders>
-            <w:tcMar>
-              <w:top w:type="dxa" w:w="60"/>
-              <w:left w:type="dxa" w:w="100"/>
-              <w:bottom w:type="dxa" w:w="60"/>
-              <w:right w:type="dxa" w:w="100"/>
-            </w:tcMar>
-          </w:tcPr>
-          <w:p>
-            <w:r>
-              <w:rPr>
-                <w:sz w:val="20"/>
-                <w:szCs w:val="20"/>
-              </w:rPr>
-              <w:t xml:space="preserve">Active technicians</w:t>
-            </w:r>
-          </w:p>
-        </w:tc>
-        <w:tc>
-          <w:tcPr>
-            <w:tcW w:type="dxa" w:w="3120"/>
-            <w:tcBorders>
-              <w:top w:val="single" w:color="D6D3D1" w:sz="4"/>
-              <w:left w:val="single" w:color="D6D3D1" w:sz="4"/>
-              <w:bottom w:val="single" w:color="D6D3D1" w:sz="4"/>
-              <w:right w:val="single" w:color="D6D3D1" w:sz="4"/>
-            </w:tcBorders>
-            <w:tcMar>
-              <w:top w:type="dxa" w:w="60"/>
-              <w:left w:type="dxa" w:w="100"/>
-              <w:bottom w:type="dxa" w:w="60"/>
-              <w:right w:type="dxa" w:w="100"/>
-            </w:tcMar>
-          </w:tcPr>
-          <w:p>
-            <w:r>
-              <w:rPr>
-                <w:sz w:val="20"/>
-                <w:szCs w:val="20"/>
-              </w:rPr>
-              <w:t xml:space="preserve">Technicians with status active, after the province filter</w:t>
+            <w:tcW w:type="dxa" w:w="3276"/>
+            <w:tcBorders>
+              <w:top w:val="single" w:color="D6D3D1" w:sz="4"/>
+              <w:left w:val="single" w:color="D6D3D1" w:sz="4"/>
+              <w:bottom w:val="single" w:color="D6D3D1" w:sz="4"/>
+              <w:right w:val="single" w:color="D6D3D1" w:sz="4"/>
+            </w:tcBorders>
+            <w:tcMar>
+              <w:top w:type="dxa" w:w="60"/>
+              <w:left w:type="dxa" w:w="100"/>
+              <w:bottom w:type="dxa" w:w="60"/>
+              <w:right w:type="dxa" w:w="100"/>
+            </w:tcMar>
+          </w:tcPr>
+          <w:p>
+            <w:r>
+              <w:rPr>
+                <w:sz w:val="20"/>
+                <w:szCs w:val="20"/>
+              </w:rPr>
+              <w:t xml:space="preserve">Technicians marked active</w:t>
+            </w:r>
+          </w:p>
+        </w:tc>
+        <w:tc>
+          <w:tcPr>
+            <w:tcW w:type="dxa" w:w="3276"/>
+            <w:tcBorders>
+              <w:top w:val="single" w:color="D6D3D1" w:sz="4"/>
+              <w:left w:val="single" w:color="D6D3D1" w:sz="4"/>
+              <w:bottom w:val="single" w:color="D6D3D1" w:sz="4"/>
+              <w:right w:val="single" w:color="D6D3D1" w:sz="4"/>
+            </w:tcBorders>
+            <w:tcMar>
+              <w:top w:type="dxa" w:w="60"/>
+              <w:left w:type="dxa" w:w="100"/>
+              <w:bottom w:type="dxa" w:w="60"/>
+              <w:right w:type="dxa" w:w="100"/>
+            </w:tcMar>
+          </w:tcPr>
+          <w:p>
+            <w:r>
+              <w:rPr>
+                <w:sz w:val="20"/>
+                <w:szCs w:val="20"/>
+              </w:rPr>
+              <w:t xml:space="preserve">Province only</w:t>
             </w:r>
           </w:p>
         </w:tc>
       </w:tr>
       <w:tr>
-        <w:tc>
-          <w:tcPr>
-            <w:tcW w:type="dxa" w:w="3120"/>
+        <w:trPr>
+          <w:cantSplit/>
+        </w:trPr>
+        <w:tc>
+          <w:tcPr>
+            <w:tcW w:type="dxa" w:w="2808"/>
             <w:tcBorders>
               <w:top w:val="single" w:color="D6D3D1" w:sz="4"/>
               <w:left w:val="single" w:color="D6D3D1" w:sz="4"/>
@@ -365,61 +981,64 @@
         </w:tc>
         <w:tc>
           <w:tcPr>
-            <w:tcW w:type="dxa" w:w="3120"/>
-            <w:tcBorders>
-              <w:top w:val="single" w:color="D6D3D1" w:sz="4"/>
-              <w:left w:val="single" w:color="D6D3D1" w:sz="4"/>
-              <w:bottom w:val="single" w:color="D6D3D1" w:sz="4"/>
-              <w:right w:val="single" w:color="D6D3D1" w:sz="4"/>
-            </w:tcBorders>
-            <w:tcMar>
-              <w:top w:type="dxa" w:w="60"/>
-              <w:left w:type="dxa" w:w="100"/>
-              <w:bottom w:type="dxa" w:w="60"/>
-              <w:right w:type="dxa" w:w="100"/>
-            </w:tcMar>
-          </w:tcPr>
-          <w:p>
-            <w:r>
-              <w:rPr>
-                <w:sz w:val="20"/>
-                <w:szCs w:val="20"/>
-              </w:rPr>
-              <w:t xml:space="preserve">Registry size</w:t>
-            </w:r>
-          </w:p>
-        </w:tc>
-        <w:tc>
-          <w:tcPr>
-            <w:tcW w:type="dxa" w:w="3120"/>
-            <w:tcBorders>
-              <w:top w:val="single" w:color="D6D3D1" w:sz="4"/>
-              <w:left w:val="single" w:color="D6D3D1" w:sz="4"/>
-              <w:bottom w:val="single" w:color="D6D3D1" w:sz="4"/>
-              <w:right w:val="single" w:color="D6D3D1" w:sz="4"/>
-            </w:tcBorders>
-            <w:tcMar>
-              <w:top w:type="dxa" w:w="60"/>
-              <w:left w:type="dxa" w:w="100"/>
-              <w:bottom w:type="dxa" w:w="60"/>
-              <w:right w:type="dxa" w:w="100"/>
-            </w:tcMar>
-          </w:tcPr>
-          <w:p>
-            <w:r>
-              <w:rPr>
-                <w:sz w:val="20"/>
-                <w:szCs w:val="20"/>
-              </w:rPr>
-              <w:t xml:space="preserve">All technicians after the province filter, any status</w:t>
+            <w:tcW w:type="dxa" w:w="3276"/>
+            <w:tcBorders>
+              <w:top w:val="single" w:color="D6D3D1" w:sz="4"/>
+              <w:left w:val="single" w:color="D6D3D1" w:sz="4"/>
+              <w:bottom w:val="single" w:color="D6D3D1" w:sz="4"/>
+              <w:right w:val="single" w:color="D6D3D1" w:sz="4"/>
+            </w:tcBorders>
+            <w:tcMar>
+              <w:top w:type="dxa" w:w="60"/>
+              <w:left w:type="dxa" w:w="100"/>
+              <w:bottom w:type="dxa" w:w="60"/>
+              <w:right w:type="dxa" w:w="100"/>
+            </w:tcMar>
+          </w:tcPr>
+          <w:p>
+            <w:r>
+              <w:rPr>
+                <w:sz w:val="20"/>
+                <w:szCs w:val="20"/>
+              </w:rPr>
+              <w:t xml:space="preserve">Everyone in the registry</w:t>
+            </w:r>
+          </w:p>
+        </w:tc>
+        <w:tc>
+          <w:tcPr>
+            <w:tcW w:type="dxa" w:w="3276"/>
+            <w:tcBorders>
+              <w:top w:val="single" w:color="D6D3D1" w:sz="4"/>
+              <w:left w:val="single" w:color="D6D3D1" w:sz="4"/>
+              <w:bottom w:val="single" w:color="D6D3D1" w:sz="4"/>
+              <w:right w:val="single" w:color="D6D3D1" w:sz="4"/>
+            </w:tcBorders>
+            <w:tcMar>
+              <w:top w:type="dxa" w:w="60"/>
+              <w:left w:type="dxa" w:w="100"/>
+              <w:bottom w:type="dxa" w:w="60"/>
+              <w:right w:type="dxa" w:w="100"/>
+            </w:tcMar>
+          </w:tcPr>
+          <w:p>
+            <w:r>
+              <w:rPr>
+                <w:sz w:val="20"/>
+                <w:szCs w:val="20"/>
+              </w:rPr>
+              <w:t xml:space="preserve">Province only</w:t>
             </w:r>
           </w:p>
         </w:tc>
       </w:tr>
       <w:tr>
-        <w:tc>
-          <w:tcPr>
-            <w:tcW w:type="dxa" w:w="3120"/>
+        <w:trPr>
+          <w:cantSplit/>
+        </w:trPr>
+        <w:tc>
+          <w:tcPr>
+            <w:tcW w:type="dxa" w:w="2808"/>
             <w:tcBorders>
               <w:top w:val="single" w:color="D6D3D1" w:sz="4"/>
               <w:left w:val="single" w:color="D6D3D1" w:sz="4"/>
@@ -445,113 +1064,90 @@
         </w:tc>
         <w:tc>
           <w:tcPr>
-            <w:tcW w:type="dxa" w:w="3120"/>
-            <w:tcBorders>
-              <w:top w:val="single" w:color="D6D3D1" w:sz="4"/>
-              <w:left w:val="single" w:color="D6D3D1" w:sz="4"/>
-              <w:bottom w:val="single" w:color="D6D3D1" w:sz="4"/>
-              <w:right w:val="single" w:color="D6D3D1" w:sz="4"/>
-            </w:tcBorders>
-            <w:tcMar>
-              <w:top w:type="dxa" w:w="60"/>
-              <w:left w:type="dxa" w:w="100"/>
-              <w:bottom w:type="dxa" w:w="60"/>
-              <w:right w:type="dxa" w:w="100"/>
-            </w:tcMar>
-          </w:tcPr>
-          <w:p>
-            <w:r>
-              <w:rPr>
-                <w:sz w:val="20"/>
-                <w:szCs w:val="20"/>
-              </w:rPr>
-              <w:t xml:space="preserve">Reorders to review</w:t>
-            </w:r>
-          </w:p>
-        </w:tc>
-        <w:tc>
-          <w:tcPr>
-            <w:tcW w:type="dxa" w:w="3120"/>
-            <w:tcBorders>
-              <w:top w:val="single" w:color="D6D3D1" w:sz="4"/>
-              <w:left w:val="single" w:color="D6D3D1" w:sz="4"/>
-              <w:bottom w:val="single" w:color="D6D3D1" w:sz="4"/>
-              <w:right w:val="single" w:color="D6D3D1" w:sz="4"/>
-            </w:tcBorders>
-            <w:tcMar>
-              <w:top w:type="dxa" w:w="60"/>
-              <w:left w:type="dxa" w:w="100"/>
-              <w:bottom w:type="dxa" w:w="60"/>
-              <w:right w:type="dxa" w:w="100"/>
-            </w:tcMar>
-          </w:tcPr>
-          <w:p>
-            <w:r>
-              <w:rPr>
-                <w:sz w:val="20"/>
-                <w:szCs w:val="20"/>
-              </w:rPr>
-              <w:t xml:space="preserve">Reorders awaiting HEVACRAZ or NOU review</w:t>
+            <w:tcW w:type="dxa" w:w="3276"/>
+            <w:tcBorders>
+              <w:top w:val="single" w:color="D6D3D1" w:sz="4"/>
+              <w:left w:val="single" w:color="D6D3D1" w:sz="4"/>
+              <w:bottom w:val="single" w:color="D6D3D1" w:sz="4"/>
+              <w:right w:val="single" w:color="D6D3D1" w:sz="4"/>
+            </w:tcBorders>
+            <w:tcMar>
+              <w:top w:type="dxa" w:w="60"/>
+              <w:left w:type="dxa" w:w="100"/>
+              <w:bottom w:type="dxa" w:w="60"/>
+              <w:right w:type="dxa" w:w="100"/>
+            </w:tcMar>
+          </w:tcPr>
+          <w:p>
+            <w:r>
+              <w:rPr>
+                <w:sz w:val="20"/>
+                <w:szCs w:val="20"/>
+              </w:rPr>
+              <w:t xml:space="preserve">Reorders waiting for HEVACRAZ or NOU, all provinces</w:t>
+            </w:r>
+          </w:p>
+        </w:tc>
+        <w:tc>
+          <w:tcPr>
+            <w:tcW w:type="dxa" w:w="3276"/>
+            <w:tcBorders>
+              <w:top w:val="single" w:color="D6D3D1" w:sz="4"/>
+              <w:left w:val="single" w:color="D6D3D1" w:sz="4"/>
+              <w:bottom w:val="single" w:color="D6D3D1" w:sz="4"/>
+              <w:right w:val="single" w:color="D6D3D1" w:sz="4"/>
+            </w:tcBorders>
+            <w:tcMar>
+              <w:top w:type="dxa" w:w="60"/>
+              <w:left w:type="dxa" w:w="100"/>
+              <w:bottom w:type="dxa" w:w="60"/>
+              <w:right w:type="dxa" w:w="100"/>
+            </w:tcMar>
+          </w:tcPr>
+          <w:p>
+            <w:r>
+              <w:rPr>
+                <w:sz w:val="20"/>
+                <w:szCs w:val="20"/>
+              </w:rPr>
+              <w:t xml:space="preserve">Neither</w:t>
             </w:r>
           </w:p>
         </w:tc>
       </w:tr>
       <w:tr>
-        <w:tc>
-          <w:tcPr>
-            <w:tcW w:type="dxa" w:w="3120"/>
-            <w:tcBorders>
-              <w:top w:val="single" w:color="D6D3D1" w:sz="4"/>
-              <w:left w:val="single" w:color="D6D3D1" w:sz="4"/>
-              <w:bottom w:val="single" w:color="D6D3D1" w:sz="4"/>
-              <w:right w:val="single" w:color="D6D3D1" w:sz="4"/>
-            </w:tcBorders>
-            <w:tcMar>
-              <w:top w:type="dxa" w:w="60"/>
-              <w:left w:type="dxa" w:w="100"/>
-              <w:bottom w:type="dxa" w:w="60"/>
-              <w:right w:type="dxa" w:w="100"/>
-            </w:tcMar>
-          </w:tcPr>
-          <w:p>
-            <w:r>
-              <w:rPr>
-                <w:sz w:val="20"/>
-                <w:szCs w:val="20"/>
-              </w:rPr>
-              <w:t xml:space="preserve">Regions</w:t>
-            </w:r>
-          </w:p>
-        </w:tc>
-        <w:tc>
-          <w:tcPr>
-            <w:tcW w:type="dxa" w:w="3120"/>
-            <w:tcBorders>
-              <w:top w:val="single" w:color="D6D3D1" w:sz="4"/>
-              <w:left w:val="single" w:color="D6D3D1" w:sz="4"/>
-              <w:bottom w:val="single" w:color="D6D3D1" w:sz="4"/>
-              <w:right w:val="single" w:color="D6D3D1" w:sz="4"/>
-            </w:tcBorders>
-            <w:tcMar>
-              <w:top w:type="dxa" w:w="60"/>
-              <w:left w:type="dxa" w:w="100"/>
-              <w:bottom w:type="dxa" w:w="60"/>
-              <w:right w:type="dxa" w:w="100"/>
-            </w:tcMar>
-          </w:tcPr>
-          <w:p>
-            <w:r>
-              <w:rPr>
-                <w:sz w:val="20"/>
-                <w:szCs w:val="20"/>
-              </w:rPr>
-              <w:t xml:space="preserve">Provinces covered</w:t>
-            </w:r>
-          </w:p>
-        </w:tc>
-        <w:tc>
-          <w:tcPr>
-            <w:tcW w:type="dxa" w:w="3120"/>
+        <w:trPr>
+          <w:cantSplit/>
+        </w:trPr>
+        <w:tc>
+          <w:tcPr>
+            <w:tcW w:type="dxa" w:w="2808"/>
+            <w:tcBorders>
+              <w:top w:val="single" w:color="D6D3D1" w:sz="4"/>
+              <w:left w:val="single" w:color="D6D3D1" w:sz="4"/>
+              <w:bottom w:val="single" w:color="D6D3D1" w:sz="4"/>
+              <w:right w:val="single" w:color="D6D3D1" w:sz="4"/>
+            </w:tcBorders>
+            <w:tcMar>
+              <w:top w:type="dxa" w:w="60"/>
+              <w:left w:type="dxa" w:w="100"/>
+              <w:bottom w:type="dxa" w:w="60"/>
+              <w:right w:type="dxa" w:w="100"/>
+            </w:tcMar>
+          </w:tcPr>
+          <w:p>
+            <w:r>
+              <w:rPr>
+                <w:sz w:val="20"/>
+                <w:szCs w:val="20"/>
+              </w:rPr>
+              <w:t xml:space="preserve">Provinces</w:t>
+            </w:r>
+          </w:p>
+        </w:tc>
+        <w:tc>
+          <w:tcPr>
+            <w:tcW w:type="dxa" w:w="3276"/>
             <w:tcBorders>
               <w:top w:val="single" w:color="D6D3D1" w:sz="4"/>
               <w:left w:val="single" w:color="D6D3D1" w:sz="4"/>
@@ -572,86 +1168,115 @@
                 <w:szCs w:val="20"/>
               </w:rPr>
               <w:t xml:space="preserve">Provinces with registered technicians</w:t>
+            </w:r>
+          </w:p>
+        </w:tc>
+        <w:tc>
+          <w:tcPr>
+            <w:tcW w:type="dxa" w:w="3276"/>
+            <w:tcBorders>
+              <w:top w:val="single" w:color="D6D3D1" w:sz="4"/>
+              <w:left w:val="single" w:color="D6D3D1" w:sz="4"/>
+              <w:bottom w:val="single" w:color="D6D3D1" w:sz="4"/>
+              <w:right w:val="single" w:color="D6D3D1" w:sz="4"/>
+            </w:tcBorders>
+            <w:tcMar>
+              <w:top w:type="dxa" w:w="60"/>
+              <w:left w:type="dxa" w:w="100"/>
+              <w:bottom w:type="dxa" w:w="60"/>
+              <w:right w:type="dxa" w:w="100"/>
+            </w:tcMar>
+          </w:tcPr>
+          <w:p>
+            <w:r>
+              <w:rPr>
+                <w:sz w:val="20"/>
+                <w:szCs w:val="20"/>
+              </w:rPr>
+              <w:t xml:space="preserve">Province only</w:t>
             </w:r>
           </w:p>
         </w:tc>
       </w:tr>
       <w:tr>
-        <w:tc>
-          <w:tcPr>
-            <w:tcW w:type="dxa" w:w="3120"/>
-            <w:tcBorders>
-              <w:top w:val="single" w:color="D6D3D1" w:sz="4"/>
-              <w:left w:val="single" w:color="D6D3D1" w:sz="4"/>
-              <w:bottom w:val="single" w:color="D6D3D1" w:sz="4"/>
-              <w:right w:val="single" w:color="D6D3D1" w:sz="4"/>
-            </w:tcBorders>
-            <w:tcMar>
-              <w:top w:type="dxa" w:w="60"/>
-              <w:left w:type="dxa" w:w="100"/>
-              <w:bottom w:type="dxa" w:w="60"/>
-              <w:right w:type="dxa" w:w="100"/>
-            </w:tcMar>
-          </w:tcPr>
-          <w:p>
-            <w:r>
-              <w:rPr>
-                <w:sz w:val="20"/>
-                <w:szCs w:val="20"/>
-              </w:rPr>
-              <w:t xml:space="preserve">Refrigerant Volume</w:t>
-            </w:r>
-          </w:p>
-        </w:tc>
-        <w:tc>
-          <w:tcPr>
-            <w:tcW w:type="dxa" w:w="3120"/>
-            <w:tcBorders>
-              <w:top w:val="single" w:color="D6D3D1" w:sz="4"/>
-              <w:left w:val="single" w:color="D6D3D1" w:sz="4"/>
-              <w:bottom w:val="single" w:color="D6D3D1" w:sz="4"/>
-              <w:right w:val="single" w:color="D6D3D1" w:sz="4"/>
-            </w:tcBorders>
-            <w:tcMar>
-              <w:top w:type="dxa" w:w="60"/>
-              <w:left w:type="dxa" w:w="100"/>
-              <w:bottom w:type="dxa" w:w="60"/>
-              <w:right w:type="dxa" w:w="100"/>
-            </w:tcMar>
-          </w:tcPr>
-          <w:p>
-            <w:r>
-              <w:rPr>
-                <w:sz w:val="20"/>
-                <w:szCs w:val="20"/>
-              </w:rPr>
-              <w:t xml:space="preserve">kg reordered</w:t>
-            </w:r>
-          </w:p>
-        </w:tc>
-        <w:tc>
-          <w:tcPr>
-            <w:tcW w:type="dxa" w:w="3120"/>
-            <w:tcBorders>
-              <w:top w:val="single" w:color="D6D3D1" w:sz="4"/>
-              <w:left w:val="single" w:color="D6D3D1" w:sz="4"/>
-              <w:bottom w:val="single" w:color="D6D3D1" w:sz="4"/>
-              <w:right w:val="single" w:color="D6D3D1" w:sz="4"/>
-            </w:tcBorders>
-            <w:tcMar>
-              <w:top w:type="dxa" w:w="60"/>
-              <w:left w:type="dxa" w:w="100"/>
-              <w:bottom w:type="dxa" w:w="60"/>
-              <w:right w:type="dxa" w:w="100"/>
-            </w:tcMar>
-          </w:tcPr>
-          <w:p>
-            <w:r>
-              <w:rPr>
-                <w:sz w:val="20"/>
-                <w:szCs w:val="20"/>
-              </w:rPr>
-              <w:t xml:space="preserve">Reorder quantities created in the selected window (not confirmed consumption)</w:t>
+        <w:trPr>
+          <w:cantSplit/>
+        </w:trPr>
+        <w:tc>
+          <w:tcPr>
+            <w:tcW w:type="dxa" w:w="2808"/>
+            <w:tcBorders>
+              <w:top w:val="single" w:color="D6D3D1" w:sz="4"/>
+              <w:left w:val="single" w:color="D6D3D1" w:sz="4"/>
+              <w:bottom w:val="single" w:color="D6D3D1" w:sz="4"/>
+              <w:right w:val="single" w:color="D6D3D1" w:sz="4"/>
+            </w:tcBorders>
+            <w:tcMar>
+              <w:top w:type="dxa" w:w="60"/>
+              <w:left w:type="dxa" w:w="100"/>
+              <w:bottom w:type="dxa" w:w="60"/>
+              <w:right w:type="dxa" w:w="100"/>
+            </w:tcMar>
+          </w:tcPr>
+          <w:p>
+            <w:r>
+              <w:rPr>
+                <w:sz w:val="20"/>
+                <w:szCs w:val="20"/>
+              </w:rPr>
+              <w:t xml:space="preserve">Refrigerant Reordered</w:t>
+            </w:r>
+          </w:p>
+        </w:tc>
+        <w:tc>
+          <w:tcPr>
+            <w:tcW w:type="dxa" w:w="3276"/>
+            <w:tcBorders>
+              <w:top w:val="single" w:color="D6D3D1" w:sz="4"/>
+              <w:left w:val="single" w:color="D6D3D1" w:sz="4"/>
+              <w:bottom w:val="single" w:color="D6D3D1" w:sz="4"/>
+              <w:right w:val="single" w:color="D6D3D1" w:sz="4"/>
+            </w:tcBorders>
+            <w:tcMar>
+              <w:top w:type="dxa" w:w="60"/>
+              <w:left w:type="dxa" w:w="100"/>
+              <w:bottom w:type="dxa" w:w="60"/>
+              <w:right w:type="dxa" w:w="100"/>
+            </w:tcMar>
+          </w:tcPr>
+          <w:p>
+            <w:r>
+              <w:rPr>
+                <w:sz w:val="20"/>
+                <w:szCs w:val="20"/>
+              </w:rPr>
+              <w:t xml:space="preserve">Quantity on reorders created in the period (what was requested, not used)</w:t>
+            </w:r>
+          </w:p>
+        </w:tc>
+        <w:tc>
+          <w:tcPr>
+            <w:tcW w:type="dxa" w:w="3276"/>
+            <w:tcBorders>
+              <w:top w:val="single" w:color="D6D3D1" w:sz="4"/>
+              <w:left w:val="single" w:color="D6D3D1" w:sz="4"/>
+              <w:bottom w:val="single" w:color="D6D3D1" w:sz="4"/>
+              <w:right w:val="single" w:color="D6D3D1" w:sz="4"/>
+            </w:tcBorders>
+            <w:tcMar>
+              <w:top w:type="dxa" w:w="60"/>
+              <w:left w:type="dxa" w:w="100"/>
+              <w:bottom w:type="dxa" w:w="60"/>
+              <w:right w:type="dxa" w:w="100"/>
+            </w:tcMar>
+          </w:tcPr>
+          <w:p>
+            <w:r>
+              <w:rPr>
+                <w:sz w:val="20"/>
+                <w:szCs w:val="20"/>
+              </w:rPr>
+              <w:t xml:space="preserve">Period only</w:t>
             </w:r>
           </w:p>
         </w:tc>
@@ -667,6 +1292,14 @@
         <w:spacing w:after="120"/>
       </w:pPr>
       <w:r>
+        <w:t xml:space="preserve">These figures are counted in the database, so the page stays fast as the registry grows.</w:t>
+      </w:r>
+    </w:p>
+    <w:p>
+      <w:pPr>
+        <w:spacing w:after="120"/>
+      </w:pPr>
+      <w:r>
         <w:rPr>
           <w:b/>
           <w:bCs/>
@@ -674,7 +1307,7 @@
         <w:t xml:space="preserve">Quick actions:</w:t>
       </w:r>
       <w:r>
-        <w:t xml:space="preserve"> NOU Dashboard, COC Requests, Supplier Management, Safety Oversight (accidents).</w:t>
+        <w:t xml:space="preserve"> NOU Dashboard, COC Requests, Supplier Management, Safety Oversight.</w:t>
       </w:r>
     </w:p>
     <w:p>
@@ -698,10 +1331,116 @@
     </w:p>
     <w:p>
       <w:pPr>
-        <w:spacing w:after="120"/>
-      </w:pPr>
-      <w:r>
-        <w:t xml:space="preserve">Titled "Admin Dashboard: Program administration and compliance monitoring", with an </w:t>
+        <w:pStyle w:val="ListParagraph"/>
+        <w:numPr>
+          <w:ilvl w:val="0"/>
+          <w:numId w:val="2"/>
+        </w:numPr>
+      </w:pPr>
+      <w:r>
+        <w:rPr>
+          <w:b/>
+          <w:bCs/>
+        </w:rPr>
+        <w:t xml:space="preserve">Period selector:</w:t>
+      </w:r>
+      <w:r>
+        <w:t xml:space="preserve"> Year to date (default), Last 12 months, All time. The cards, chart and PDF follow it.</w:t>
+      </w:r>
+    </w:p>
+    <w:p>
+      <w:pPr>
+        <w:pStyle w:val="ListParagraph"/>
+        <w:numPr>
+          <w:ilvl w:val="0"/>
+          <w:numId w:val="2"/>
+        </w:numPr>
+      </w:pPr>
+      <w:r>
+        <w:rPr>
+          <w:b/>
+          <w:bCs/>
+        </w:rPr>
+        <w:t xml:space="preserve">Cards:</w:t>
+      </w:r>
+      <w:r>
+        <w:t xml:space="preserve"> GWP of Approved Reorders (potential impact of what was bought), Approved Volume (with the pending backlog right now), Active Technicians (with valid certificates), Natural Gas Share (share of approved volume that is R-290, R-600a, R-744, R-717 or R-1270).</w:t>
+      </w:r>
+    </w:p>
+    <w:p>
+      <w:pPr>
+        <w:pStyle w:val="ListParagraph"/>
+        <w:numPr>
+          <w:ilvl w:val="0"/>
+          <w:numId w:val="2"/>
+        </w:numPr>
+      </w:pPr>
+      <w:r>
+        <w:rPr>
+          <w:b/>
+          <w:bCs/>
+        </w:rPr>
+        <w:t xml:space="preserve">Chart:</w:t>
+      </w:r>
+      <w:r>
+        <w:t xml:space="preserve"> Refrigerant Purchased, approved reorder volume per month. Rejected and pending reorders are not included.</w:t>
+      </w:r>
+    </w:p>
+    <w:p>
+      <w:pPr>
+        <w:pStyle w:val="ListParagraph"/>
+        <w:numPr>
+          <w:ilvl w:val="0"/>
+          <w:numId w:val="2"/>
+        </w:numPr>
+      </w:pPr>
+      <w:r>
+        <w:rPr>
+          <w:b/>
+          <w:bCs/>
+        </w:rPr>
+        <w:t xml:space="preserve">Leak Repairs, last 30 days:</w:t>
+      </w:r>
+      <w:r>
+        <w:t xml:space="preserve"> the count and the latest five, taken from technicians' Field Toolkit logs. It says when the count may be cut short.</w:t>
+      </w:r>
+    </w:p>
+    <w:p>
+      <w:pPr>
+        <w:pStyle w:val="ListParagraph"/>
+        <w:numPr>
+          <w:ilvl w:val="0"/>
+          <w:numId w:val="2"/>
+        </w:numPr>
+      </w:pPr>
+      <w:r>
+        <w:rPr>
+          <w:b/>
+          <w:bCs/>
+        </w:rPr>
+        <w:t xml:space="preserve">Certificates expiring soon:</w:t>
+      </w:r>
+      <w:r>
+        <w:t xml:space="preserve"> active technicians' certificates due within 90 days or already overdue, soonest first.</w:t>
+      </w:r>
+    </w:p>
+    <w:p>
+      <w:pPr>
+        <w:pStyle w:val="ListParagraph"/>
+        <w:numPr>
+          <w:ilvl w:val="0"/>
+          <w:numId w:val="2"/>
+        </w:numPr>
+      </w:pPr>
+      <w:r>
+        <w:rPr>
+          <w:b/>
+          <w:bCs/>
+        </w:rPr>
+        <w:t xml:space="preserve">Export PDF</w:t>
+      </w:r>
+      <w:r>
+        <w:t xml:space="preserve"> and the occupational accidents section. An </w:t>
       </w:r>
       <w:r>
         <w:rPr>
@@ -711,7 +1450,19 @@
         <w:t xml:space="preserve">Invite users</w:t>
       </w:r>
       <w:r>
-        <w:t xml:space="preserve"> button. Shows Total GWP Impact, Approved Volume, Active Technicians, Natural Gas Transition, and a Refrigerant Phasedown Progress chart.</w:t>
+        <w:t xml:space="preserve"> button sits at the top.</w:t>
+      </w:r>
+    </w:p>
+    <w:p>
+      <w:pPr>
+        <w:pStyle w:val="ListParagraph"/>
+        <w:numPr>
+          <w:ilvl w:val="0"/>
+          <w:numId w:val="2"/>
+        </w:numPr>
+      </w:pPr>
+      <w:r>
+        <w:t xml:space="preserve">If any data fails to load, a red banner says so, so partial figures are not mistaken for final ones.</w:t>
       </w:r>
     </w:p>
     <w:p>
@@ -735,10 +1486,62 @@
     </w:p>
     <w:p>
       <w:pPr>
-        <w:spacing w:after="120"/>
-      </w:pPr>
-      <w:r>
-        <w:t xml:space="preserve">Admin-only. Includes KPIs for Registered Technicians, Purchased Kg, Recovered Kg and Emissions Avoided (CO2-eq). Panels: Pending NOU Actions, Recent System Activity, Refrigerant Volumes Approved YTD, Refrigerant Breakdown, Monthly Purchase vs Usage, Supplier Review &amp; Network, Discrepancy Alerts, Vendor-linked refrigerant logs, Supplier compliance certificates, Grey Market Detection, Regional Snapshot.</w:t>
+        <w:pStyle w:val="ListParagraph"/>
+        <w:numPr>
+          <w:ilvl w:val="0"/>
+          <w:numId w:val="2"/>
+        </w:numPr>
+      </w:pPr>
+      <w:r>
+        <w:rPr>
+          <w:b/>
+          <w:bCs/>
+        </w:rPr>
+        <w:t xml:space="preserve">KPI cards:</w:t>
+      </w:r>
+      <w:r>
+        <w:t xml:space="preserve"> Registered Technicians; Purchased Kg (approved purchase reorders); Recovered Kg (technicians' recovery logs in the field plus approved recovery returns from suppliers, split out in the note); Emissions Avoided (recovered kg times each gas's warming potential, in tonnes of CO2-equivalent, all time).</w:t>
+      </w:r>
+    </w:p>
+    <w:p>
+      <w:pPr>
+        <w:pStyle w:val="ListParagraph"/>
+        <w:numPr>
+          <w:ilvl w:val="0"/>
+          <w:numId w:val="2"/>
+        </w:numPr>
+      </w:pPr>
+      <w:r>
+        <w:rPr>
+          <w:b/>
+          <w:bCs/>
+        </w:rPr>
+        <w:t xml:space="preserve">Supplier quotas.</w:t>
+      </w:r>
+      <w:r>
+        <w:t xml:space="preserve"> Each approved supplier shows kilograms sold this calendar year against the annual import quota you set for them. Use </w:t>
+      </w:r>
+      <w:r>
+        <w:rPr>
+          <w:b/>
+          <w:bCs/>
+        </w:rPr>
+        <w:t xml:space="preserve">Set annual quota</w:t>
+      </w:r>
+      <w:r>
+        <w:t xml:space="preserve"> on a supplier to enter or change it. A supplier with no quota shows "No quota set". Reaching 85% shows "near limit" and 100% "exceeded".</w:t>
+      </w:r>
+    </w:p>
+    <w:p>
+      <w:pPr>
+        <w:pStyle w:val="ListParagraph"/>
+        <w:numPr>
+          <w:ilvl w:val="0"/>
+          <w:numId w:val="2"/>
+        </w:numPr>
+      </w:pPr>
+      <w:r>
+        <w:t xml:space="preserve">Other panels: Pending NOU Actions, Recent System Activity, Refrigerant Volumes Approved YTD, Refrigerant Breakdown, Monthly Purchase vs Usage, Supplier Review and Network, Discrepancy Alerts, Vendor-linked logs, Supplier compliance certificates, Grey Market Detection, Regional Snapshot.</w:t>
       </w:r>
     </w:p>
     <w:p>
@@ -746,6 +1549,315 @@
         <w:pStyle w:val="Heading2"/>
       </w:pPr>
       <w:r>
+        <w:t xml:space="preserve">Applications (</w:t>
+      </w:r>
+      <w:r>
+        <w:rPr>
+          <w:rFonts w:ascii="Consolas" w:cs="Consolas" w:eastAsia="Consolas" w:hAnsi="Consolas"/>
+          <w:sz w:val="20"/>
+          <w:szCs w:val="20"/>
+        </w:rPr>
+        <w:t xml:space="preserve">/admin/applications</w:t>
+      </w:r>
+      <w:r>
+        <w:t xml:space="preserve">)</w:t>
+      </w:r>
+    </w:p>
+    <w:p>
+      <w:pPr>
+        <w:pStyle w:val="ListParagraph"/>
+        <w:numPr>
+          <w:ilvl w:val="0"/>
+          <w:numId w:val="2"/>
+        </w:numPr>
+      </w:pPr>
+      <w:r>
+        <w:rPr>
+          <w:b/>
+          <w:bCs/>
+        </w:rPr>
+        <w:t xml:space="preserve">Lanes:</w:t>
+      </w:r>
+      <w:r>
+        <w:t xml:space="preserve"> Students, Technicians, Trainers/lecturers/contractors, Suppliers. Each tab shows how many applications are ready for review.</w:t>
+      </w:r>
+    </w:p>
+    <w:p>
+      <w:pPr>
+        <w:pStyle w:val="ListParagraph"/>
+        <w:numPr>
+          <w:ilvl w:val="0"/>
+          <w:numId w:val="2"/>
+        </w:numPr>
+      </w:pPr>
+      <w:r>
+        <w:rPr>
+          <w:b/>
+          <w:bCs/>
+        </w:rPr>
+        <w:t xml:space="preserve">Filter and search:</w:t>
+      </w:r>
+      <w:r>
+        <w:t xml:space="preserve"> Needs action (default), Approved, Rejected, All, and a search over name and email.</w:t>
+      </w:r>
+    </w:p>
+    <w:p>
+      <w:pPr>
+        <w:pStyle w:val="ListParagraph"/>
+        <w:numPr>
+          <w:ilvl w:val="0"/>
+          <w:numId w:val="2"/>
+        </w:numPr>
+      </w:pPr>
+      <w:r>
+        <w:rPr>
+          <w:b/>
+          <w:bCs/>
+        </w:rPr>
+        <w:t xml:space="preserve">Email not confirmed.</w:t>
+      </w:r>
+      <w:r>
+        <w:t xml:space="preserve"> Applicants must click a confirmation link before they can be approved; unconfirmed ones show an amber flag and their Approve button is disabled. You can still reject them.</w:t>
+      </w:r>
+    </w:p>
+    <w:p>
+      <w:pPr>
+        <w:pStyle w:val="ListParagraph"/>
+        <w:numPr>
+          <w:ilvl w:val="0"/>
+          <w:numId w:val="2"/>
+        </w:numPr>
+      </w:pPr>
+      <w:r>
+        <w:rPr>
+          <w:b/>
+          <w:bCs/>
+        </w:rPr>
+        <w:t xml:space="preserve">Documents.</w:t>
+      </w:r>
+      <w:r>
+        <w:t xml:space="preserve"> "View uploaded documents" on an application lists the ID or certificates the applicant uploaded, each as a download.</w:t>
+      </w:r>
+    </w:p>
+    <w:p>
+      <w:pPr>
+        <w:pStyle w:val="ListParagraph"/>
+        <w:numPr>
+          <w:ilvl w:val="0"/>
+          <w:numId w:val="2"/>
+        </w:numPr>
+      </w:pPr>
+      <w:r>
+        <w:rPr>
+          <w:b/>
+          <w:bCs/>
+        </w:rPr>
+        <w:t xml:space="preserve">Reject</w:t>
+      </w:r>
+      <w:r>
+        <w:t xml:space="preserve"> asks for two notes: a message to the applicant, which is emailed to them, and an internal note that is never emailed.</w:t>
+      </w:r>
+    </w:p>
+    <w:p>
+      <w:pPr>
+        <w:pStyle w:val="ListParagraph"/>
+        <w:numPr>
+          <w:ilvl w:val="0"/>
+          <w:numId w:val="2"/>
+        </w:numPr>
+      </w:pPr>
+      <w:r>
+        <w:t xml:space="preserve">Approval creates the account and emails the applicant. Errors, such as an account that already exists, are shown on the page.</w:t>
+      </w:r>
+    </w:p>
+    <w:p>
+      <w:pPr>
+        <w:pStyle w:val="Heading3"/>
+      </w:pPr>
+      <w:r>
+        <w:t xml:space="preserve">How you are alerted to new applications</w:t>
+      </w:r>
+    </w:p>
+    <w:p>
+      <w:pPr>
+        <w:pStyle w:val="ListParagraph"/>
+        <w:numPr>
+          <w:ilvl w:val="0"/>
+          <w:numId w:val="3"/>
+        </w:numPr>
+      </w:pPr>
+      <w:r>
+        <w:t xml:space="preserve">An email to every active administrator as soon as someone applies, with the applicant's details and a Review button.</w:t>
+      </w:r>
+    </w:p>
+    <w:p>
+      <w:pPr>
+        <w:pStyle w:val="ListParagraph"/>
+        <w:numPr>
+          <w:ilvl w:val="0"/>
+          <w:numId w:val="3"/>
+        </w:numPr>
+      </w:pPr>
+      <w:r>
+        <w:t xml:space="preserve">A live count on the Applications item in the sidebar.</w:t>
+      </w:r>
+    </w:p>
+    <w:p>
+      <w:pPr>
+        <w:pStyle w:val="ListParagraph"/>
+        <w:numPr>
+          <w:ilvl w:val="0"/>
+          <w:numId w:val="3"/>
+        </w:numPr>
+      </w:pPr>
+      <w:r>
+        <w:t xml:space="preserve">The Needs your action panel on the dashboard.</w:t>
+      </w:r>
+    </w:p>
+    <w:p>
+      <w:pPr>
+        <w:pStyle w:val="Heading2"/>
+      </w:pPr>
+      <w:r>
+        <w:t xml:space="preserve">Other approvals</w:t>
+      </w:r>
+    </w:p>
+    <w:p>
+      <w:pPr>
+        <w:pStyle w:val="ListParagraph"/>
+        <w:numPr>
+          <w:ilvl w:val="0"/>
+          <w:numId w:val="2"/>
+        </w:numPr>
+      </w:pPr>
+      <w:r>
+        <w:rPr>
+          <w:b/>
+          <w:bCs/>
+        </w:rPr>
+        <w:t xml:space="preserve">Course Approvals</w:t>
+      </w:r>
+      <w:r>
+        <w:t xml:space="preserve"> (</w:t>
+      </w:r>
+      <w:r>
+        <w:rPr>
+          <w:rFonts w:ascii="Consolas" w:cs="Consolas" w:eastAsia="Consolas" w:hAnsi="Consolas"/>
+          <w:sz w:val="20"/>
+          <w:szCs w:val="20"/>
+        </w:rPr>
+        <w:t xml:space="preserve">/learn/approvals</w:t>
+      </w:r>
+      <w:r>
+        <w:t xml:space="preserve">): approve or reject pending courses with a reason, and </w:t>
+      </w:r>
+      <w:r>
+        <w:rPr>
+          <w:b/>
+          <w:bCs/>
+        </w:rPr>
+        <w:t xml:space="preserve">Return for correction</w:t>
+      </w:r>
+      <w:r>
+        <w:t xml:space="preserve"> on an approved course (a reason is required; the author is notified and can edit and resubmit).</w:t>
+      </w:r>
+    </w:p>
+    <w:p>
+      <w:pPr>
+        <w:pStyle w:val="ListParagraph"/>
+        <w:numPr>
+          <w:ilvl w:val="0"/>
+          <w:numId w:val="2"/>
+        </w:numPr>
+      </w:pPr>
+      <w:r>
+        <w:rPr>
+          <w:b/>
+          <w:bCs/>
+        </w:rPr>
+        <w:t xml:space="preserve">COC Requests</w:t>
+      </w:r>
+      <w:r>
+        <w:t xml:space="preserve">, </w:t>
+      </w:r>
+      <w:r>
+        <w:rPr>
+          <w:b/>
+          <w:bCs/>
+        </w:rPr>
+        <w:t xml:space="preserve">Certifications</w:t>
+      </w:r>
+      <w:r>
+        <w:t xml:space="preserve"> (approve, then issue), </w:t>
+      </w:r>
+      <w:r>
+        <w:rPr>
+          <w:b/>
+          <w:bCs/>
+        </w:rPr>
+        <w:t xml:space="preserve">Supplier Approvals</w:t>
+      </w:r>
+      <w:r>
+        <w:t xml:space="preserve">, </w:t>
+      </w:r>
+      <w:r>
+        <w:rPr>
+          <w:b/>
+          <w:bCs/>
+        </w:rPr>
+        <w:t xml:space="preserve">Invites</w:t>
+      </w:r>
+      <w:r>
+        <w:t xml:space="preserve">, </w:t>
+      </w:r>
+      <w:r>
+        <w:rPr>
+          <w:b/>
+          <w:bCs/>
+        </w:rPr>
+        <w:t xml:space="preserve">Memberships</w:t>
+      </w:r>
+      <w:r>
+        <w:t xml:space="preserve">.</w:t>
+      </w:r>
+    </w:p>
+    <w:p>
+      <w:pPr>
+        <w:pStyle w:val="ListParagraph"/>
+        <w:numPr>
+          <w:ilvl w:val="0"/>
+          <w:numId w:val="2"/>
+        </w:numPr>
+      </w:pPr>
+      <w:r>
+        <w:t xml:space="preserve">Certificate requests are labelled either </w:t>
+      </w:r>
+      <w:r>
+        <w:rPr>
+          <w:b/>
+          <w:bCs/>
+        </w:rPr>
+        <w:t xml:space="preserve">Linked to graded exam</w:t>
+      </w:r>
+      <w:r>
+        <w:t xml:space="preserve"> or </w:t>
+      </w:r>
+      <w:r>
+        <w:rPr>
+          <w:b/>
+          <w:bCs/>
+        </w:rPr>
+        <w:t xml:space="preserve">Manual entry</w:t>
+      </w:r>
+      <w:r>
+        <w:t xml:space="preserve">.</w:t>
+      </w:r>
+    </w:p>
+    <w:p>
+      <w:pPr>
+        <w:pStyle w:val="Heading2"/>
+      </w:pPr>
+      <w:r>
         <w:t xml:space="preserve">Menu (grouped)</w:t>
       </w:r>
     </w:p>
@@ -857,7 +1969,7 @@
           <w:b/>
           <w:bCs/>
         </w:rPr>
-        <w:t xml:space="preserve">Registry &amp; People:</w:t>
+        <w:t xml:space="preserve">Registry and People:</w:t>
       </w:r>
       <w:r>
         <w:t xml:space="preserve"> Technician Registry, Certificate Verification, Certifications, Rewards, System Users, Applications, Applicants, Memberships, Email Log, Contractors, Invites</w:t>
@@ -876,7 +1988,7 @@
           <w:b/>
           <w:bCs/>
         </w:rPr>
-        <w:t xml:space="preserve">Reviews &amp; Data:</w:t>
+        <w:t xml:space="preserve">Reviews and Data:</w:t>
       </w:r>
       <w:r>
         <w:t xml:space="preserve"> NOU Dashboard, Course Approvals, COC Requests, Accidents Module, Reporting, Refrigerant Analytics, Refrigerants (WhatGas Sync)</w:t>
@@ -887,22 +1999,6 @@
         <w:pStyle w:val="Heading2"/>
       </w:pPr>
       <w:r>
-        <w:t xml:space="preserve">Approvals this role owns</w:t>
-      </w:r>
-    </w:p>
-    <w:p>
-      <w:pPr>
-        <w:spacing w:after="120"/>
-      </w:pPr>
-      <w:r>
-        <w:t xml:space="preserve">Course approvals, certificate (COC) approvals, supplier approvals, applications and invites, reorder reviews (with NOU).</w:t>
-      </w:r>
-    </w:p>
-    <w:p>
-      <w:pPr>
-        <w:pStyle w:val="Heading2"/>
-      </w:pPr>
-      <w:r>
         <w:t xml:space="preserve">Notes for the fact sheet</w:t>
       </w:r>
     </w:p>
@@ -927,7 +2023,7 @@
         </w:numPr>
       </w:pPr>
       <w:r>
-        <w:t xml:space="preserve">Only Admin can open System Users, Applications, Invites, Memberships, Email Log, Reporting, Accidents, Contractors, Students, Lecturers and Certification Engine.</w:t>
+        <w:t xml:space="preserve">Only an administrator can open System Users, Applications, Invites, Memberships, Email Log, Reporting, Accidents, Contractors, Students, Lecturers and Certification Engine.</w:t>
       </w:r>
     </w:p>
     <w:p>
@@ -942,9 +2038,22 @@
         <w:t xml:space="preserve">Emergency Mode is hidden for this role.</w:t>
       </w:r>
     </w:p>
+    <w:p>
+      <w:pPr>
+        <w:pStyle w:val="ListParagraph"/>
+        <w:numPr>
+          <w:ilvl w:val="0"/>
+          <w:numId w:val="2"/>
+        </w:numPr>
+      </w:pPr>
+      <w:r>
+        <w:t xml:space="preserve">Every application email is recorded in the Email Log page.</w:t>
+      </w:r>
+    </w:p>
     <w:sectPr>
+      <w:footerReference w:type="default" r:id="rId6"/>
       <w:pgSz w:w="12240" w:h="15840" w:orient="portrait"/>
-      <w:pgMar w:top="1440" w:right="1440" w:bottom="1440" w:left="1440" w:header="708" w:footer="708" w:gutter="0"/>
+      <w:pgMar w:top="1440" w:right="1440" w:bottom="1300" w:left="1440" w:header="708" w:footer="708" w:gutter="0"/>
       <w:pgNumType/>
       <w:docGrid w:linePitch="360"/>
     </w:sectPr>
@@ -987,6 +2096,35 @@
     </w:p>
   </w:endnote>
 </w:endnotes>
+</file>
+
+<file path=word/footer1.xml><?xml version="1.0" encoding="utf-8"?>
+<w:ftr xmlns:wpc="http://schemas.microsoft.com/office/word/2010/wordprocessingCanvas" xmlns:mc="http://schemas.openxmlformats.org/markup-compatibility/2006" xmlns:o="urn:schemas-microsoft-com:office:office" xmlns:r="http://schemas.openxmlformats.org/officeDocument/2006/relationships" xmlns:m="http://schemas.openxmlformats.org/officeDocument/2006/math" xmlns:v="urn:schemas-microsoft-com:vml" xmlns:wp14="http://schemas.microsoft.com/office/word/2010/wordprocessingDrawing" xmlns:wp="http://schemas.openxmlformats.org/drawingml/2006/wordprocessingDrawing" xmlns:w10="urn:schemas-microsoft-com:office:word" xmlns:w="http://schemas.openxmlformats.org/wordprocessingml/2006/main" xmlns:w14="http://schemas.microsoft.com/office/word/2010/wordml" xmlns:w15="http://schemas.microsoft.com/office/word/2012/wordml" xmlns:wpg="http://schemas.microsoft.com/office/word/2010/wordprocessingGroup" xmlns:wpi="http://schemas.microsoft.com/office/word/2010/wordprocessingInk" xmlns:wne="http://schemas.microsoft.com/office/word/2006/wordml" xmlns:wps="http://schemas.microsoft.com/office/word/2010/wordprocessingShape">
+  <w:p>
+    <w:pPr>
+      <w:jc w:val="center"/>
+    </w:pPr>
+    <w:r>
+      <w:rPr>
+        <w:color w:val="78716C"/>
+        <w:sz w:val="16"/>
+        <w:szCs w:val="16"/>
+      </w:rPr>
+      <w:t xml:space="preserve">HEVACRAZ / NOU Zimbabwe HVAC Compliance Registry  |  Page </w:t>
+    </w:r>
+    <w:r>
+      <w:rPr>
+        <w:color w:val="78716C"/>
+        <w:sz w:val="16"/>
+        <w:szCs w:val="16"/>
+      </w:rPr>
+      <w:fldChar w:fldCharType="begin"/>
+      <w:instrText xml:space="preserve">PAGE</w:instrText>
+      <w:fldChar w:fldCharType="separate"/>
+      <w:fldChar w:fldCharType="end"/>
+    </w:r>
+  </w:p>
+</w:ftr>
 </file>
 
 <file path=word/footnotes.xml><?xml version="1.0" encoding="utf-8"?>
@@ -1133,6 +2271,18 @@
       </w:pPr>
     </w:lvl>
   </w:abstractNum>
+  <w:abstractNum w:abstractNumId="3" w15:restartNumberingAfterBreak="0">
+    <w:multiLevelType w:val="hybridMultilevel"/>
+    <w:lvl w:ilvl="0" w:tentative="1">
+      <w:start w:val="1"/>
+      <w:numFmt w:val="decimal"/>
+      <w:lvlText w:val="%1."/>
+      <w:lvlJc w:val="left"/>
+      <w:pPr>
+        <w:ind w:left="540" w:hanging="360"/>
+      </w:pPr>
+    </w:lvl>
+  </w:abstractNum>
   <w:num w:numId="1">
     <w:abstractNumId w:val="1"/>
     <w:lvlOverride w:ilvl="0">
@@ -1141,6 +2291,12 @@
   </w:num>
   <w:num w:numId="2">
     <w:abstractNumId w:val="2"/>
+    <w:lvlOverride w:ilvl="0">
+      <w:startOverride w:val="1"/>
+    </w:lvlOverride>
+  </w:num>
+  <w:num w:numId="3">
+    <w:abstractNumId w:val="3"/>
     <w:lvlOverride w:ilvl="0">
       <w:startOverride w:val="1"/>
     </w:lvlOverride>
@@ -1341,6 +2497,7 @@
     <w:next w:val="Normal"/>
     <w:qFormat/>
     <w:pPr>
+      <w:keepNext/>
       <w:spacing w:after="120" w:before="280"/>
       <w:outlineLvl w:val="1"/>
     </w:pPr>
@@ -1359,6 +2516,7 @@
     <w:next w:val="Normal"/>
     <w:qFormat/>
     <w:pPr>
+      <w:keepNext/>
       <w:spacing w:after="80" w:before="200"/>
       <w:outlineLvl w:val="2"/>
     </w:pPr>
